--- a/docs/11_web_frontend.docx
+++ b/docs/11_web_frontend.docx
@@ -937,13 +937,13 @@
     </w:p>
     <w:p>
       <w:pPr>
-        <w:pStyle w:val="ListNumber"/>
+        <w:ind w:left="510" w:hanging="340"/>
       </w:pPr>
       <w:r>
         <w:rPr>
           <w:b w:val="0"/>
         </w:rPr>
-        <w:t xml:space="preserve">The token is read by </w:t>
+        <w:t xml:space="preserve">1.  The token is read by </w:t>
       </w:r>
       <w:r>
         <w:rPr>
@@ -1000,13 +1000,13 @@
     </w:p>
     <w:p>
       <w:pPr>
-        <w:pStyle w:val="ListNumber"/>
+        <w:ind w:left="510" w:hanging="340"/>
       </w:pPr>
       <w:r>
         <w:rPr>
           <w:b w:val="0"/>
         </w:rPr>
-        <w:t xml:space="preserve">The app fetches </w:t>
+        <w:t xml:space="preserve">2.  The app fetches </w:t>
       </w:r>
       <w:r>
         <w:rPr>
@@ -1050,13 +1050,13 @@
     </w:p>
     <w:p>
       <w:pPr>
-        <w:pStyle w:val="ListNumber"/>
+        <w:ind w:left="510" w:hanging="340"/>
       </w:pPr>
       <w:r>
         <w:rPr>
           <w:b w:val="0"/>
         </w:rPr>
-        <w:t xml:space="preserve">If auth is required and a token exists, it calls </w:t>
+        <w:t xml:space="preserve">3.  If auth is required and a token exists, it calls </w:t>
       </w:r>
       <w:r>
         <w:rPr>
@@ -1100,13 +1100,13 @@
     </w:p>
     <w:p>
       <w:pPr>
-        <w:pStyle w:val="ListNumber"/>
+        <w:ind w:left="510" w:hanging="340"/>
       </w:pPr>
       <w:r>
         <w:rPr>
           <w:b w:val="0"/>
         </w:rPr>
-        <w:t xml:space="preserve">If </w:t>
+        <w:t xml:space="preserve">4.  If </w:t>
       </w:r>
       <w:r>
         <w:rPr>
@@ -3074,8 +3074,14 @@
     </w:p>
     <w:p>
       <w:pPr>
-        <w:pStyle w:val="ListNumber"/>
+        <w:ind w:left="510" w:hanging="340"/>
       </w:pPr>
+      <w:r>
+        <w:rPr>
+          <w:b w:val="0"/>
+        </w:rPr>
+        <w:t xml:space="preserve">1.  </w:t>
+      </w:r>
       <w:r>
         <w:rPr>
           <w:rFonts w:ascii="Consolas" w:hAnsi="Consolas" w:eastAsia="Consolas"/>
@@ -3118,13 +3124,13 @@
     </w:p>
     <w:p>
       <w:pPr>
-        <w:pStyle w:val="ListNumber"/>
+        <w:ind w:left="510" w:hanging="340"/>
       </w:pPr>
       <w:r>
         <w:rPr>
           <w:b w:val="0"/>
         </w:rPr>
-        <w:t xml:space="preserve">The server answers with a </w:t>
+        <w:t xml:space="preserve">2.  The server answers with a </w:t>
       </w:r>
       <w:r>
         <w:rPr>
@@ -3194,13 +3200,13 @@
     </w:p>
     <w:p>
       <w:pPr>
-        <w:pStyle w:val="ListNumber"/>
+        <w:ind w:left="510" w:hanging="340"/>
       </w:pPr>
       <w:r>
         <w:rPr>
           <w:b w:val="0"/>
         </w:rPr>
-        <w:t xml:space="preserve">The second message makes the server bump the epoch and cancel the call: a </w:t>
+        <w:t xml:space="preserve">3.  The second message makes the server bump the epoch and cancel the call: a </w:t>
       </w:r>
       <w:r>
         <w:rPr>
@@ -3231,13 +3237,13 @@
     </w:p>
     <w:p>
       <w:pPr>
-        <w:pStyle w:val="ListNumber"/>
+        <w:ind w:left="510" w:hanging="340"/>
       </w:pPr>
       <w:r>
         <w:rPr>
           <w:b w:val="0"/>
         </w:rPr>
-        <w:t xml:space="preserve">A new </w:t>
+        <w:t xml:space="preserve">4.  A new </w:t>
       </w:r>
       <w:r>
         <w:rPr>
@@ -3370,8 +3376,14 @@
     </w:p>
     <w:p>
       <w:pPr>
-        <w:pStyle w:val="ListNumber"/>
+        <w:ind w:left="510" w:hanging="340"/>
       </w:pPr>
+      <w:r>
+        <w:rPr>
+          <w:b w:val="0"/>
+        </w:rPr>
+        <w:t xml:space="preserve">1.  </w:t>
+      </w:r>
       <w:r>
         <w:rPr>
           <w:rFonts w:ascii="Consolas" w:hAnsi="Consolas" w:eastAsia="Consolas"/>
@@ -3388,8 +3400,14 @@
     </w:p>
     <w:p>
       <w:pPr>
-        <w:pStyle w:val="ListNumber"/>
+        <w:ind w:left="510" w:hanging="340"/>
       </w:pPr>
+      <w:r>
+        <w:rPr>
+          <w:b w:val="0"/>
+        </w:rPr>
+        <w:t xml:space="preserve">2.  </w:t>
+      </w:r>
       <w:r>
         <w:rPr>
           <w:rFonts w:ascii="Consolas" w:hAnsi="Consolas" w:eastAsia="Consolas"/>
@@ -3406,13 +3424,13 @@
     </w:p>
     <w:p>
       <w:pPr>
-        <w:pStyle w:val="ListNumber"/>
+        <w:ind w:left="510" w:hanging="340"/>
       </w:pPr>
       <w:r>
         <w:rPr>
           <w:b w:val="0"/>
         </w:rPr>
-        <w:t xml:space="preserve">The worklet source is an inline string constant </w:t>
+        <w:t xml:space="preserve">3.  The worklet source is an inline string constant </w:t>
       </w:r>
       <w:r>
         <w:rPr>
@@ -3469,8 +3487,14 @@
     </w:p>
     <w:p>
       <w:pPr>
-        <w:pStyle w:val="ListNumber"/>
+        <w:ind w:left="510" w:hanging="340"/>
       </w:pPr>
+      <w:r>
+        <w:rPr>
+          <w:b w:val="0"/>
+        </w:rPr>
+        <w:t xml:space="preserve">4.  </w:t>
+      </w:r>
       <w:r>
         <w:rPr>
           <w:rFonts w:ascii="Consolas" w:hAnsi="Consolas" w:eastAsia="Consolas"/>
@@ -3526,13 +3550,13 @@
     </w:p>
     <w:p>
       <w:pPr>
-        <w:pStyle w:val="ListNumber"/>
+        <w:ind w:left="510" w:hanging="340"/>
       </w:pPr>
       <w:r>
         <w:rPr>
           <w:b w:val="0"/>
         </w:rPr>
-        <w:t xml:space="preserve">The main thread's </w:t>
+        <w:t xml:space="preserve">5.  The main thread's </w:t>
       </w:r>
       <w:r>
         <w:rPr>
@@ -3563,13 +3587,13 @@
     </w:p>
     <w:p>
       <w:pPr>
-        <w:pStyle w:val="ListNumber"/>
+        <w:ind w:left="510" w:hanging="340"/>
       </w:pPr>
       <w:r>
         <w:rPr>
           <w:b w:val="0"/>
         </w:rPr>
-        <w:t xml:space="preserve">The graph is </w:t>
+        <w:t xml:space="preserve">6.  The graph is </w:t>
       </w:r>
       <w:r>
         <w:rPr>
@@ -3587,13 +3611,13 @@
     </w:p>
     <w:p>
       <w:pPr>
-        <w:pStyle w:val="ListNumber"/>
+        <w:ind w:left="510" w:hanging="340"/>
       </w:pPr>
       <w:r>
         <w:rPr>
           <w:b w:val="0"/>
         </w:rPr>
-        <w:t xml:space="preserve">Before the first frame the client sends </w:t>
+        <w:t xml:space="preserve">7.  Before the first frame the client sends </w:t>
       </w:r>
       <w:r>
         <w:rPr>
@@ -3768,13 +3792,13 @@
     </w:p>
     <w:p>
       <w:pPr>
-        <w:pStyle w:val="ListNumber"/>
+        <w:ind w:left="510" w:hanging="340"/>
       </w:pPr>
       <w:r>
         <w:rPr>
           <w:b w:val="0"/>
         </w:rPr>
-        <w:t xml:space="preserve">The preference </w:t>
+        <w:t xml:space="preserve">1.  The preference </w:t>
       </w:r>
       <w:r>
         <w:rPr>
@@ -3818,8 +3842,14 @@
     </w:p>
     <w:p>
       <w:pPr>
-        <w:pStyle w:val="ListNumber"/>
+        <w:ind w:left="510" w:hanging="340"/>
       </w:pPr>
+      <w:r>
+        <w:rPr>
+          <w:b w:val="0"/>
+        </w:rPr>
+        <w:t xml:space="preserve">2.  </w:t>
+      </w:r>
       <w:r>
         <w:rPr>
           <w:rFonts w:ascii="Consolas" w:hAnsi="Consolas" w:eastAsia="Consolas"/>
@@ -3875,13 +3905,13 @@
     </w:p>
     <w:p>
       <w:pPr>
-        <w:pStyle w:val="ListNumber"/>
+        <w:ind w:left="510" w:hanging="340"/>
       </w:pPr>
       <w:r>
         <w:rPr>
           <w:b w:val="0"/>
         </w:rPr>
-        <w:t xml:space="preserve">On every (re)connect with the preference on, the hook re-announces </w:t>
+        <w:t xml:space="preserve">3.  On every (re)connect with the preference on, the hook re-announces </w:t>
       </w:r>
       <w:r>
         <w:rPr>
@@ -3899,13 +3929,13 @@
     </w:p>
     <w:p>
       <w:pPr>
-        <w:pStyle w:val="ListNumber"/>
+        <w:ind w:left="510" w:hanging="340"/>
       </w:pPr>
       <w:r>
         <w:rPr>
           <w:b w:val="0"/>
         </w:rPr>
-        <w:t xml:space="preserve">An </w:t>
+        <w:t xml:space="preserve">4.  An </w:t>
       </w:r>
       <w:r>
         <w:rPr>
@@ -4027,13 +4057,13 @@
     </w:p>
     <w:p>
       <w:pPr>
-        <w:pStyle w:val="ListNumber"/>
+        <w:ind w:left="510" w:hanging="340"/>
       </w:pPr>
       <w:r>
         <w:rPr>
           <w:b w:val="0"/>
         </w:rPr>
-        <w:t xml:space="preserve">A </w:t>
+        <w:t xml:space="preserve">5.  A </w:t>
       </w:r>
       <w:r>
         <w:rPr>
@@ -4188,8 +4218,14 @@
     </w:p>
     <w:p>
       <w:pPr>
-        <w:pStyle w:val="ListNumber"/>
+        <w:ind w:left="510" w:hanging="340"/>
       </w:pPr>
+      <w:r>
+        <w:rPr>
+          <w:b w:val="0"/>
+        </w:rPr>
+        <w:t xml:space="preserve">6.  </w:t>
+      </w:r>
       <w:r>
         <w:rPr>
           <w:rFonts w:ascii="Consolas" w:hAnsi="Consolas" w:eastAsia="Consolas"/>
